--- a/LLDD/word/FE/LLDD-FE-Master-Config.docx
+++ b/LLDD/word/FE/LLDD-FE-Master-Config.docx
@@ -10,7 +10,7 @@
           <w:color w:val="0B2545"/>
           <w:sz w:val="40"/>
         </w:rPr>
-        <w:t>LLDD FE - Master and Config</w:t>
+        <w:t>LLDD FE - Master Config</w:t>
       </w:r>
     </w:p>
     <w:p>
@@ -958,7 +958,7 @@
           <w:i/>
           <w:sz w:val="18"/>
         </w:rPr>
-        <w:t>รูปที่ 7: Implementation flow reference: LLDD FE - Master and Config</w:t>
+        <w:t>รูปที่ 7: Implementation flow reference: LLDD FE - Master Config</w:t>
       </w:r>
     </w:p>
     <w:p>
@@ -4215,7 +4215,7 @@
                 <w:b w:val="0"/>
                 <w:sz w:val="18"/>
               </w:rPr>
-              <w:t>enum STRING|INTEGER|DECIMAL|BOOLEAN|URL</w:t>
+              <w:t>enum NUMBER|STRING|BOOLEAN|JSON|CRON</w:t>
             </w:r>
           </w:p>
         </w:tc>
@@ -4818,7 +4818,7 @@
         <w:pageBreakBefore w:val="0"/>
       </w:pPr>
       <w:r>
-        <w:t>5.90 Master and Config Component Contract</w:t>
+        <w:t>5.90 Master Config Component Contract</w:t>
       </w:r>
     </w:p>
     <w:tbl>
@@ -5471,7 +5471,7 @@
         <w:pageBreakBefore w:val="0"/>
       </w:pPr>
       <w:r>
-        <w:t>5.91 Master and Config API Adapter Map</w:t>
+        <w:t>5.91 Master Config API Adapter Map</w:t>
       </w:r>
     </w:p>
     <w:tbl>
@@ -6451,7 +6451,7 @@
         <w:pageBreakBefore w:val="0"/>
       </w:pPr>
       <w:r>
-        <w:t>5.92 Master and Config Interaction State Machine</w:t>
+        <w:t>5.92 Master Config Interaction State Machine</w:t>
       </w:r>
     </w:p>
     <w:tbl>
@@ -6837,7 +6837,7 @@
         <w:pageBreakBefore w:val="0"/>
       </w:pPr>
       <w:r>
-        <w:t>5.93 Master and Config Feature Failure Checks</w:t>
+        <w:t>5.93 Master Config Feature Failure Checks</w:t>
       </w:r>
     </w:p>
     <w:tbl>
@@ -19679,7 +19679,7 @@
               <w:br/>
               <w:t xml:space="preserve">      "value": 5,</w:t>
               <w:br/>
-              <w:t xml:space="preserve">      "valueType": "INTEGER",</w:t>
+              <w:t xml:space="preserve">      "valueType": "NUMBER",</w:t>
               <w:br/>
               <w:t xml:space="preserve">      "editable": false,</w:t>
               <w:br/>
@@ -20789,7 +20789,7 @@
               <w:br/>
               <w:t xml:space="preserve">  "value": 20,</w:t>
               <w:br/>
-              <w:t xml:space="preserve">  "valueType": "INTEGER",</w:t>
+              <w:t xml:space="preserve">  "valueType": "NUMBER",</w:t>
               <w:br/>
               <w:t xml:space="preserve">  "description": "จำนวนแถวเริ่มต้น",</w:t>
               <w:br/>
@@ -22273,7 +22273,7 @@
               <w:br/>
               <w:t xml:space="preserve">  "value": 50,</w:t>
               <w:br/>
-              <w:t xml:space="preserve">  "valueType": "INTEGER",</w:t>
+              <w:t xml:space="preserve">  "valueType": "NUMBER",</w:t>
               <w:br/>
               <w:t xml:space="preserve">  "editable": true,</w:t>
               <w:br/>
@@ -23694,7 +23694,7 @@
         <w:color w:val="66717F"/>
         <w:sz w:val="16"/>
       </w:rPr>
-      <w:t>LLDD FE - Master and Config</w:t>
+      <w:t>LLDD FE - Master Config</w:t>
     </w:r>
   </w:p>
 </w:hdr>

--- a/LLDD/word/FE/LLDD-FE-Master-Config.docx
+++ b/LLDD/word/FE/LLDD-FE-Master-Config.docx
@@ -799,7 +799,7 @@
       <w:r>
         <w:drawing>
           <wp:inline xmlns:a="http://schemas.openxmlformats.org/drawingml/2006/main" xmlns:pic="http://schemas.openxmlformats.org/drawingml/2006/picture">
-            <wp:extent cx="5669280" cy="4165346"/>
+            <wp:extent cx="5669280" cy="3905504"/>
             <wp:docPr id="5" name="Picture 5"/>
             <wp:cNvGraphicFramePr>
               <a:graphicFrameLocks noChangeAspect="1"/>
@@ -820,7 +820,7 @@
                   <pic:spPr>
                     <a:xfrm>
                       <a:off x="0" y="0"/>
-                      <a:ext cx="5669280" cy="4165346"/>
+                      <a:ext cx="5669280" cy="3905504"/>
                     </a:xfrm>
                     <a:prstGeom prst="rect"/>
                   </pic:spPr>
@@ -852,7 +852,7 @@
       <w:r>
         <w:drawing>
           <wp:inline xmlns:a="http://schemas.openxmlformats.org/drawingml/2006/main" xmlns:pic="http://schemas.openxmlformats.org/drawingml/2006/picture">
-            <wp:extent cx="5669280" cy="4165346"/>
+            <wp:extent cx="5669280" cy="3901567"/>
             <wp:docPr id="6" name="Picture 6"/>
             <wp:cNvGraphicFramePr>
               <a:graphicFrameLocks noChangeAspect="1"/>
@@ -873,7 +873,7 @@
                   <pic:spPr>
                     <a:xfrm>
                       <a:off x="0" y="0"/>
-                      <a:ext cx="5669280" cy="4165346"/>
+                      <a:ext cx="5669280" cy="3901567"/>
                     </a:xfrm>
                     <a:prstGeom prst="rect"/>
                   </pic:spPr>
